--- a/public/Greencoat_Inclusion_Equality_Policy_Mar2026.docx
+++ b/public/Greencoat_Inclusion_Equality_Policy_Mar2026.docx
@@ -53,22 +53,6 @@
           <w:i/>
         </w:rPr>
       </w:pPr>
-    </w:p>
-    <w:p>
-      <w:pPr>
-        <w:jc w:val="both"/>
-        <w:rPr>
-          <w:rFonts w:ascii="Calibri" w:hAnsi="Calibri" w:cs="Calibri"/>
-          <w:i/>
-        </w:rPr>
-      </w:pPr>
-      <w:r>
-        <w:rPr>
-          <w:rFonts w:ascii="Calibri" w:hAnsi="Calibri" w:cs="Calibri"/>
-          <w:i/>
-        </w:rPr>
-        <w:t>Note: Inclusion is a process of identifying, understanding and breaking down barriers to participation and belonging. Inclusive early years practice is about anticipating, paying attention, responding to and reflecting on the needs and interests of all children. A commitment to inclusion should permeate all aspects of the design of educational programmes and the structuring of environments, as well as shaping every interaction with children, parents and other professionals (Birth to 5 Matters).</w:t>
-      </w:r>
     </w:p>
     <w:p>
       <w:pPr>
@@ -1236,7 +1220,7 @@
           <w:b/>
           <w:i/>
         </w:rPr>
-        <w:t>insert details, e.g. annual</w:t>
+        <w:t>annual</w:t>
       </w:r>
       <w:r>
         <w:rPr>
@@ -1603,6 +1587,283 @@
           <w:rFonts w:ascii="Calibri" w:hAnsi="Calibri" w:cs="Calibri"/>
         </w:rPr>
       </w:pPr>
+    </w:p>
+    <w:p>
+      <w:pPr/>
+      <w:r>
+        <w:rPr>
+          <w:rFonts w:ascii="Calibri" w:hAnsi="Calibri"/>
+        </w:rPr>
+        <w:t xml:space="preserve"/>
+      </w:r>
+    </w:p>
+    <w:p>
+      <w:pPr>
+        <w:numPr>
+          <w:ilvl w:val="0"/>
+          <w:numId w:val="12"/>
+        </w:numPr>
+      </w:pPr>
+      <w:r>
+        <w:rPr>
+          <w:rFonts w:ascii="Calibri" w:hAnsi="Calibri"/>
+        </w:rPr>
+        <w:t xml:space="preserve">Report to the site manager the same day.</w:t>
+      </w:r>
+    </w:p>
+    <w:p>
+      <w:pPr>
+        <w:numPr>
+          <w:ilvl w:val="0"/>
+          <w:numId w:val="12"/>
+        </w:numPr>
+      </w:pPr>
+      <w:r>
+        <w:rPr>
+          <w:rFonts w:ascii="Calibri" w:hAnsi="Calibri"/>
+        </w:rPr>
+        <w:t xml:space="preserve">Tell them you will make sure it is dealt with and who you are passing it to.</w:t>
+      </w:r>
+    </w:p>
+    <w:p>
+      <w:pPr>
+        <w:numPr>
+          <w:ilvl w:val="0"/>
+          <w:numId w:val="12"/>
+        </w:numPr>
+      </w:pPr>
+      <w:r>
+        <w:rPr>
+          <w:rFonts w:ascii="Calibri" w:hAnsi="Calibri"/>
+        </w:rPr>
+        <w:t xml:space="preserve">Listen without interrupting. Take it seriously.</w:t>
+      </w:r>
+    </w:p>
+    <w:p>
+      <w:pPr/>
+      <w:r>
+        <w:rPr>
+          <w:rFonts w:ascii="Calibri" w:hAnsi="Calibri"/>
+          <w:b/>
+        </w:rPr>
+        <w:t xml:space="preserve">If a child or family tells you they have felt excluded or discriminated against:</w:t>
+      </w:r>
+    </w:p>
+    <w:p>
+      <w:pPr/>
+      <w:r>
+        <w:rPr>
+          <w:rFonts w:ascii="Calibri" w:hAnsi="Calibri"/>
+        </w:rPr>
+        <w:t xml:space="preserve"/>
+      </w:r>
+    </w:p>
+    <w:p>
+      <w:pPr>
+        <w:numPr>
+          <w:ilvl w:val="0"/>
+          <w:numId w:val="12"/>
+        </w:numPr>
+      </w:pPr>
+      <w:r>
+        <w:rPr>
+          <w:rFonts w:ascii="Calibri" w:hAnsi="Calibri"/>
+        </w:rPr>
+        <w:t xml:space="preserve">If you are uncertain whether something is discriminatory or how to handle a situation, speak to Sidra Begum (SENCo / Inclusion Lead) or Taz Khan (Director).</w:t>
+      </w:r>
+    </w:p>
+    <w:p>
+      <w:pPr>
+        <w:numPr>
+          <w:ilvl w:val="0"/>
+          <w:numId w:val="12"/>
+        </w:numPr>
+      </w:pPr>
+      <w:r>
+        <w:rPr>
+          <w:rFonts w:ascii="Calibri" w:hAnsi="Calibri"/>
+        </w:rPr>
+        <w:t xml:space="preserve">Challenge stereotypes if children repeat them — for example "only boys can..." or "girls don't...". Do this gently and use it as a teaching moment.</w:t>
+      </w:r>
+    </w:p>
+    <w:p>
+      <w:pPr>
+        <w:numPr>
+          <w:ilvl w:val="0"/>
+          <w:numId w:val="12"/>
+        </w:numPr>
+      </w:pPr>
+      <w:r>
+        <w:rPr>
+          <w:rFonts w:ascii="Calibri" w:hAnsi="Calibri"/>
+        </w:rPr>
+        <w:t xml:space="preserve">Do not make assumptions about family structure, faith, diet or background. Ask families directly and record their preferences accurately.</w:t>
+      </w:r>
+    </w:p>
+    <w:p>
+      <w:pPr>
+        <w:numPr>
+          <w:ilvl w:val="0"/>
+          <w:numId w:val="12"/>
+        </w:numPr>
+      </w:pPr>
+      <w:r>
+        <w:rPr>
+          <w:rFonts w:ascii="Calibri" w:hAnsi="Calibri"/>
+        </w:rPr>
+        <w:t xml:space="preserve">Reflect the diversity of our community in books, resources and activities. If our shelves do not reflect the children in our rooms, tell the room leader.</w:t>
+      </w:r>
+    </w:p>
+    <w:p>
+      <w:pPr>
+        <w:numPr>
+          <w:ilvl w:val="0"/>
+          <w:numId w:val="12"/>
+        </w:numPr>
+      </w:pPr>
+      <w:r>
+        <w:rPr>
+          <w:rFonts w:ascii="Calibri" w:hAnsi="Calibri"/>
+        </w:rPr>
+        <w:t xml:space="preserve">Use correct names and pronouns for children and families. Ask if you are unsure — do not guess or use nicknames that may feel belittling.</w:t>
+      </w:r>
+    </w:p>
+    <w:p>
+      <w:pPr/>
+      <w:r>
+        <w:rPr>
+          <w:rFonts w:ascii="Calibri" w:hAnsi="Calibri"/>
+          <w:b/>
+        </w:rPr>
+        <w:t xml:space="preserve">In your practice every day:</w:t>
+      </w:r>
+    </w:p>
+    <w:p>
+      <w:pPr/>
+      <w:r>
+        <w:rPr>
+          <w:rFonts w:ascii="Calibri" w:hAnsi="Calibri"/>
+        </w:rPr>
+        <w:t xml:space="preserve"/>
+      </w:r>
+    </w:p>
+    <w:p>
+      <w:pPr>
+        <w:numPr>
+          <w:ilvl w:val="0"/>
+          <w:numId w:val="12"/>
+        </w:numPr>
+      </w:pPr>
+      <w:r>
+        <w:rPr>
+          <w:rFonts w:ascii="Calibri" w:hAnsi="Calibri"/>
+        </w:rPr>
+        <w:t xml:space="preserve">If it may amount to harassment or a safeguarding concern, refer to the DSL immediately.</w:t>
+      </w:r>
+    </w:p>
+    <w:p>
+      <w:pPr>
+        <w:numPr>
+          <w:ilvl w:val="0"/>
+          <w:numId w:val="12"/>
+        </w:numPr>
+      </w:pPr>
+      <w:r>
+        <w:rPr>
+          <w:rFonts w:ascii="Calibri" w:hAnsi="Calibri"/>
+        </w:rPr>
+        <w:t xml:space="preserve">If it involves a child as victim or perpetrator, inform the child's parents at collection — sensitively and factually.</w:t>
+      </w:r>
+    </w:p>
+    <w:p>
+      <w:pPr>
+        <w:numPr>
+          <w:ilvl w:val="0"/>
+          <w:numId w:val="12"/>
+        </w:numPr>
+      </w:pPr>
+      <w:r>
+        <w:rPr>
+          <w:rFonts w:ascii="Calibri" w:hAnsi="Calibri"/>
+        </w:rPr>
+        <w:t xml:space="preserve">Report it to your site manager the same day and record it in the nursery's incident log.</w:t>
+      </w:r>
+    </w:p>
+    <w:p>
+      <w:pPr>
+        <w:numPr>
+          <w:ilvl w:val="0"/>
+          <w:numId w:val="12"/>
+        </w:numPr>
+      </w:pPr>
+      <w:r>
+        <w:rPr>
+          <w:rFonts w:ascii="Calibri" w:hAnsi="Calibri"/>
+        </w:rPr>
+        <w:t xml:space="preserve">Ensure the person who was affected feels acknowledged and supported.</w:t>
+      </w:r>
+    </w:p>
+    <w:p>
+      <w:pPr>
+        <w:numPr>
+          <w:ilvl w:val="0"/>
+          <w:numId w:val="12"/>
+        </w:numPr>
+      </w:pPr>
+      <w:r>
+        <w:rPr>
+          <w:rFonts w:ascii="Calibri" w:hAnsi="Calibri"/>
+        </w:rPr>
+        <w:t xml:space="preserve">Challenge it calmly and directly in the moment — do not ignore it or leave it for someone else to deal with.</w:t>
+      </w:r>
+    </w:p>
+    <w:p>
+      <w:pPr/>
+      <w:r>
+        <w:rPr>
+          <w:rFonts w:ascii="Calibri" w:hAnsi="Calibri"/>
+          <w:b/>
+        </w:rPr>
+        <w:t xml:space="preserve">If you witness or receive a report of discriminatory behaviour or exclusion:</w:t>
+      </w:r>
+    </w:p>
+    <w:p>
+      <w:pPr/>
+      <w:r>
+        <w:rPr>
+          <w:rFonts w:ascii="Calibri" w:hAnsi="Calibri"/>
+        </w:rPr>
+        <w:t xml:space="preserve"/>
+      </w:r>
+    </w:p>
+    <w:p>
+      <w:pPr/>
+      <w:r>
+        <w:rPr>
+          <w:rFonts w:ascii="Calibri" w:hAnsi="Calibri"/>
+        </w:rPr>
+        <w:t xml:space="preserve">Every member of staff at Greencoat is responsible for upholding this policy in their day-to-day work. This is not optional — it is part of every job description.</w:t>
+      </w:r>
+    </w:p>
+    <w:p>
+      <w:pPr>
+        <w:pStyle w:val="Heading2"/>
+      </w:pPr>
+      <w:r>
+        <w:rPr>
+          <w:rFonts w:ascii="Calibri" w:hAnsi="Calibri"/>
+        </w:rPr>
+        <w:t>What staff must do</w:t>
+      </w:r>
+    </w:p>
+    <w:p>
+      <w:pPr/>
+      <w:r>
+        <w:rPr>
+          <w:rFonts w:ascii="Calibri" w:hAnsi="Calibri"/>
+        </w:rPr>
+        <w:t xml:space="preserve"/>
+      </w:r>
     </w:p>
     <w:p>
       <w:pPr>
